--- a/public/wzory/CIS_E-03_Wniosek_o_opieke_nad_osoba_zalezna.docx
+++ b/public/wzory/CIS_E-03_Wniosek_o_opieke_nad_osoba_zalezna.docx
@@ -98,6 +98,7 @@
           <w:insideH w:val="single" w:color="auto" w:sz="4"/>
           <w:insideV w:val="single" w:color="auto" w:sz="4"/>
         </w:tblBorders>
+        <w:tblLayout w:type="fixed"/>
       </w:tblPr>
       <w:tblGrid>
         <w:gridCol w:w="3300"/>
@@ -323,6 +324,7 @@
           <w:insideH w:val="single" w:color="auto" w:sz="4"/>
           <w:insideV w:val="single" w:color="auto" w:sz="4"/>
         </w:tblBorders>
+        <w:tblLayout w:type="fixed"/>
       </w:tblPr>
       <w:tblGrid>
         <w:gridCol w:w="4536"/>
@@ -466,6 +468,7 @@
           <w:insideH w:val="single" w:color="auto" w:sz="4"/>
           <w:insideV w:val="single" w:color="auto" w:sz="4"/>
         </w:tblBorders>
+        <w:tblLayout w:type="fixed"/>
       </w:tblPr>
       <w:tblGrid>
         <w:gridCol w:w="4536"/>
